--- a/Enrollment Center/Enrollment Center - Runtime Service Interactions and Data Exchange v1.0.docx
+++ b/Enrollment Center/Enrollment Center - Runtime Service Interactions and Data Exchange v1.0.docx
@@ -159,7 +159,7 @@
               <w:rPr>
                 <w:sz w:val="18"/>
               </w:rPr>
-              <w:t>1.0 (Draft for Review)</w:t>
+              <w:t>1.1 (per-utility device model, DER assets in context, combo CA patterns)</w:t>
             </w:r>
           </w:p>
         </w:tc>
@@ -2111,7 +2111,7 @@
               <w:rPr>
                 <w:sz w:val="16"/>
               </w:rPr>
-              <w:t>⇢ bp ⇠ BP header; per CA: FKKVKP facts, EVER contract, EANLH rate, premise, installed device incl. I_UtilsAdvncdMeteringSystem AMI flag, dunning level, returned payments, arrears, locks</w:t>
+              <w:t>⇢ bp ⇠ BP header; per CA x division: FKKVKP facts, EVER contract, EANLH rate, premise, installed device (device no., meter no., AMI/AMR type, connection status) incl. I_UtilsAdvncdMeteringSystem, dunning level, returned payments, arrears, locks; DER assets fetched in parallel from the DER platform API</w:t>
             </w:r>
           </w:p>
         </w:tc>
@@ -6956,7 +6956,31 @@
           <w:rFonts w:ascii="Consolas" w:hAnsi="Consolas"/>
           <w:sz w:val="17"/>
         </w:rPr>
-        <w:t xml:space="preserve">   "device":{"ami":true,"amiCommOk":true}, "fica":{"dunningLevel":1,"arrears":342.50,</w:t>
+        <w:t xml:space="preserve">   "device":{"deviceNo":"10004481","meterNo":"1KA-88213045","type":"AMI","status":"CONNECTED",</w:t>
+      </w:r>
+    </w:p>
+    <w:p>
+      <w:pPr>
+        <w:spacing w:after="20"/>
+      </w:pPr>
+      <w:r>
+        <w:rPr>
+          <w:rFonts w:ascii="Consolas" w:hAnsi="Consolas"/>
+          <w:sz w:val="17"/>
+        </w:rPr>
+        <w:t xml:space="preserve">             "model":"…","lastReadDate":"2026-07-05","lastReadValue":41208},</w:t>
+      </w:r>
+    </w:p>
+    <w:p>
+      <w:pPr>
+        <w:spacing w:after="20"/>
+      </w:pPr>
+      <w:r>
+        <w:rPr>
+          <w:rFonts w:ascii="Consolas" w:hAnsi="Consolas"/>
+          <w:sz w:val="17"/>
+        </w:rPr>
+        <w:t xml:space="preserve">   "fica":{"dunningLevel":1,"arrears":342.50,</w:t>
       </w:r>
     </w:p>
     <w:p>
@@ -6980,7 +7004,39 @@
           <w:rFonts w:ascii="Consolas" w:hAnsi="Consolas"/>
           <w:sz w:val="17"/>
         </w:rPr>
-        <w:t xml:space="preserve">   "medicalFlag":false,"billingHistoryMonths":26} } ], "participation":[...], "history":[...] }</w:t>
+        <w:t xml:space="preserve">   "medicalFlag":false,"billingHistoryMonths":26} } ],</w:t>
+      </w:r>
+    </w:p>
+    <w:p>
+      <w:pPr>
+        <w:spacing w:after="20"/>
+      </w:pPr>
+      <w:r>
+        <w:rPr>
+          <w:rFonts w:ascii="Consolas" w:hAnsi="Consolas"/>
+          <w:sz w:val="17"/>
+        </w:rPr>
+        <w:t xml:space="preserve">  "derAssets":[{"type":"EV_CHARGER_L2","capacityKw":11,"status":"ACTIVE"}],</w:t>
+      </w:r>
+    </w:p>
+    <w:p>
+      <w:pPr>
+        <w:spacing w:after="20"/>
+      </w:pPr>
+      <w:r>
+        <w:rPr>
+          <w:rFonts w:ascii="Consolas" w:hAnsi="Consolas"/>
+          <w:sz w:val="17"/>
+        </w:rPr>
+        <w:t xml:space="preserve">  "participation":[...], "history":[...] }</w:t>
+      </w:r>
+    </w:p>
+    <w:p>
+      <w:r>
+        <w:rPr>
+          <w:b w:val="0"/>
+        </w:rPr>
+        <w:t>Note: cas[] carries one entry per contract account x division — both combo patterns (CA per utility, or a single CA spanning divisions) are represented by this shape; device data is per division. derAssets come from the DER platform (empty array when unavailable).</w:t>
       </w:r>
     </w:p>
     <w:p>
